--- a/en/week-16/cen429-week-16-ders-notu.docx
+++ b/en/week-16/cen429-week-16-ders-notu.docx
@@ -2,7 +2,7 @@
 <file path=word/document.xml><?xml version="1.0" encoding="utf-8"?>
 <w:document xmlns:w="http://schemas.openxmlformats.org/wordprocessingml/2006/main" xmlns:m="http://schemas.openxmlformats.org/officeDocument/2006/math" xmlns:r="http://schemas.openxmlformats.org/officeDocument/2006/relationships" xmlns:o="urn:schemas-microsoft-com:office:office" xmlns:v="urn:schemas-microsoft-com:vml" xmlns:w10="urn:schemas-microsoft-com:office:word" xmlns:a="http://schemas.openxmlformats.org/drawingml/2006/main" xmlns:pic="http://schemas.openxmlformats.org/drawingml/2006/picture" xmlns:wp="http://schemas.openxmlformats.org/drawingml/2006/wordprocessingDrawing">
   <w:body>
-    <w:bookmarkStart w:id="37" w:name="week-16-final-exam-period-quiz-2"/>
+    <w:bookmarkStart w:id="45" w:name="week-16-final-exam-period-quiz-2"/>
     <w:p>
       <w:pPr>
         <w:pStyle w:val="Heading1"/>
@@ -236,7 +236,21 @@
         <w:t xml:space="preserve"> </w:t>
       </w:r>
       <w:r>
-        <w:t xml:space="preserve">questions without looking at the answers; redo Week 10’s OpenSSL steps and Week</w:t>
+        <w:t xml:space="preserve">questions without looking at the answers; redo</w:t>
+      </w:r>
+      <w:r>
+        <w:t xml:space="preserve"> </w:t>
+      </w:r>
+      <w:hyperlink r:id="rId20">
+        <w:r>
+          <w:rPr>
+            <w:rStyle w:val="Hyperlink"/>
+          </w:rPr>
+          <w:t xml:space="preserve">Week 10</w:t>
+        </w:r>
+      </w:hyperlink>
+      <w:r>
+        <w:t xml:space="preserve">’s OpenSSL steps and Week</w:t>
       </w:r>
       <w:r>
         <w:t xml:space="preserve"> </w:t>
@@ -265,7 +279,7 @@
         </w:pict>
       </w:r>
     </w:p>
-    <w:bookmarkStart w:id="23" w:name="topic-map-weeks-914"/>
+    <w:bookmarkStart w:id="30" w:name="topic-map-weeks-914"/>
     <w:p>
       <w:pPr>
         <w:pStyle w:val="Heading2"/>
@@ -331,41 +345,61 @@
             <w:pPr>
               <w:pStyle w:val="Compact"/>
             </w:pPr>
-            <w:r>
-              <w:rPr>
-                <w:b/>
-                <w:bCs/>
-              </w:rPr>
-              <w:t xml:space="preserve">9</w:t>
+            <w:hyperlink r:id="rId21">
+              <w:r>
+                <w:rPr>
+                  <w:rStyle w:val="Hyperlink"/>
+                  <w:b/>
+                  <w:bCs/>
+                </w:rPr>
+                <w:t xml:space="preserve">9</w:t>
+              </w:r>
+              <w:r>
+                <w:rPr>
+                  <w:rStyle w:val="Hyperlink"/>
+                </w:rPr>
+                <w:t xml:space="preserve"> </w:t>
+              </w:r>
+              <w:r>
+                <w:rPr>
+                  <w:rStyle w:val="Hyperlink"/>
+                </w:rPr>
+                <w:t xml:space="preserve">Advanced code obfuscation and diversification</w:t>
+              </w:r>
+            </w:hyperlink>
+          </w:p>
+        </w:tc>
+        <w:tc>
+          <w:tcPr/>
+          <w:p>
+            <w:pPr>
+              <w:pStyle w:val="Compact"/>
+            </w:pPr>
+            <w:r>
+              <w:t xml:space="preserve">Obfuscation taxonomy; opaque predicates, bogus control flow, dead code; data encoding; virtualisation-based obfuscation; measuring obfuscation (potency, resilience, cost)</w:t>
+            </w:r>
+          </w:p>
+        </w:tc>
+        <w:tc>
+          <w:tcPr/>
+          <w:p>
+            <w:pPr>
+              <w:pStyle w:val="Compact"/>
+            </w:pPr>
+            <w:r>
+              <w:t xml:space="preserve">The purpose and cost of obfuscation; measurement metrics; the basic techniques from</w:t>
             </w:r>
             <w:r>
               <w:t xml:space="preserve"> </w:t>
             </w:r>
-            <w:r>
-              <w:t xml:space="preserve">Advanced code obfuscation and diversification</w:t>
-            </w:r>
-          </w:p>
-        </w:tc>
-        <w:tc>
-          <w:tcPr/>
-          <w:p>
-            <w:pPr>
-              <w:pStyle w:val="Compact"/>
-            </w:pPr>
-            <w:r>
-              <w:t xml:space="preserve">Obfuscation taxonomy; opaque predicates, bogus control flow, dead code; data encoding; virtualisation-based obfuscation; measuring obfuscation (potency, resilience, cost)</w:t>
-            </w:r>
-          </w:p>
-        </w:tc>
-        <w:tc>
-          <w:tcPr/>
-          <w:p>
-            <w:pPr>
-              <w:pStyle w:val="Compact"/>
-            </w:pPr>
-            <w:r>
-              <w:t xml:space="preserve">The purpose and cost of obfuscation; measurement metrics; the basic techniques from Week 4</w:t>
-            </w:r>
+            <w:hyperlink r:id="rId22">
+              <w:r>
+                <w:rPr>
+                  <w:rStyle w:val="Hyperlink"/>
+                </w:rPr>
+                <w:t xml:space="preserve">Week 4</w:t>
+              </w:r>
+            </w:hyperlink>
           </w:p>
         </w:tc>
       </w:tr>
@@ -376,19 +410,28 @@
             <w:pPr>
               <w:pStyle w:val="Compact"/>
             </w:pPr>
-            <w:r>
-              <w:rPr>
-                <w:b/>
-                <w:bCs/>
-              </w:rPr>
-              <w:t xml:space="preserve">10</w:t>
-            </w:r>
-            <w:r>
-              <w:t xml:space="preserve"> </w:t>
-            </w:r>
-            <w:r>
-              <w:t xml:space="preserve">Certificates and cryptographic methods</w:t>
-            </w:r>
+            <w:hyperlink r:id="rId20">
+              <w:r>
+                <w:rPr>
+                  <w:rStyle w:val="Hyperlink"/>
+                  <w:b/>
+                  <w:bCs/>
+                </w:rPr>
+                <w:t xml:space="preserve">10</w:t>
+              </w:r>
+              <w:r>
+                <w:rPr>
+                  <w:rStyle w:val="Hyperlink"/>
+                </w:rPr>
+                <w:t xml:space="preserve"> </w:t>
+              </w:r>
+              <w:r>
+                <w:rPr>
+                  <w:rStyle w:val="Hyperlink"/>
+                </w:rPr>
+                <w:t xml:space="preserve">Certificates and cryptographic methods</w:t>
+              </w:r>
+            </w:hyperlink>
           </w:p>
         </w:tc>
         <w:tc>
@@ -421,19 +464,28 @@
             <w:pPr>
               <w:pStyle w:val="Compact"/>
             </w:pPr>
-            <w:r>
-              <w:rPr>
-                <w:b/>
-                <w:bCs/>
-              </w:rPr>
-              <w:t xml:space="preserve">11</w:t>
-            </w:r>
-            <w:r>
-              <w:t xml:space="preserve"> </w:t>
-            </w:r>
-            <w:r>
-              <w:t xml:space="preserve">White-box cryptography</w:t>
-            </w:r>
+            <w:hyperlink r:id="rId23">
+              <w:r>
+                <w:rPr>
+                  <w:rStyle w:val="Hyperlink"/>
+                  <w:b/>
+                  <w:bCs/>
+                </w:rPr>
+                <w:t xml:space="preserve">11</w:t>
+              </w:r>
+              <w:r>
+                <w:rPr>
+                  <w:rStyle w:val="Hyperlink"/>
+                </w:rPr>
+                <w:t xml:space="preserve"> </w:t>
+              </w:r>
+              <w:r>
+                <w:rPr>
+                  <w:rStyle w:val="Hyperlink"/>
+                </w:rPr>
+                <w:t xml:space="preserve">White-box cryptography</w:t>
+              </w:r>
+            </w:hyperlink>
           </w:p>
         </w:tc>
         <w:tc>
@@ -466,19 +518,28 @@
             <w:pPr>
               <w:pStyle w:val="Compact"/>
             </w:pPr>
-            <w:r>
-              <w:rPr>
-                <w:b/>
-                <w:bCs/>
-              </w:rPr>
-              <w:t xml:space="preserve">12</w:t>
-            </w:r>
-            <w:r>
-              <w:t xml:space="preserve"> </w:t>
-            </w:r>
-            <w:r>
-              <w:t xml:space="preserve">Certification and penetration-test planning</w:t>
-            </w:r>
+            <w:hyperlink r:id="rId24">
+              <w:r>
+                <w:rPr>
+                  <w:rStyle w:val="Hyperlink"/>
+                  <w:b/>
+                  <w:bCs/>
+                </w:rPr>
+                <w:t xml:space="preserve">12</w:t>
+              </w:r>
+              <w:r>
+                <w:rPr>
+                  <w:rStyle w:val="Hyperlink"/>
+                </w:rPr>
+                <w:t xml:space="preserve"> </w:t>
+              </w:r>
+              <w:r>
+                <w:rPr>
+                  <w:rStyle w:val="Hyperlink"/>
+                </w:rPr>
+                <w:t xml:space="preserve">Certification and penetration-test planning</w:t>
+              </w:r>
+            </w:hyperlink>
           </w:p>
         </w:tc>
         <w:tc>
@@ -511,19 +572,28 @@
             <w:pPr>
               <w:pStyle w:val="Compact"/>
             </w:pPr>
-            <w:r>
-              <w:rPr>
-                <w:b/>
-                <w:bCs/>
-              </w:rPr>
-              <w:t xml:space="preserve">13</w:t>
-            </w:r>
-            <w:r>
-              <w:t xml:space="preserve"> </w:t>
-            </w:r>
-            <w:r>
-              <w:t xml:space="preserve">Security requirements</w:t>
-            </w:r>
+            <w:hyperlink r:id="rId25">
+              <w:r>
+                <w:rPr>
+                  <w:rStyle w:val="Hyperlink"/>
+                  <w:b/>
+                  <w:bCs/>
+                </w:rPr>
+                <w:t xml:space="preserve">13</w:t>
+              </w:r>
+              <w:r>
+                <w:rPr>
+                  <w:rStyle w:val="Hyperlink"/>
+                </w:rPr>
+                <w:t xml:space="preserve"> </w:t>
+              </w:r>
+              <w:r>
+                <w:rPr>
+                  <w:rStyle w:val="Hyperlink"/>
+                </w:rPr>
+                <w:t xml:space="preserve">Security requirements</w:t>
+              </w:r>
+            </w:hyperlink>
           </w:p>
         </w:tc>
         <w:tc>
@@ -556,19 +626,28 @@
             <w:pPr>
               <w:pStyle w:val="Compact"/>
             </w:pPr>
-            <w:r>
-              <w:rPr>
-                <w:b/>
-                <w:bCs/>
-              </w:rPr>
-              <w:t xml:space="preserve">14</w:t>
-            </w:r>
-            <w:r>
-              <w:t xml:space="preserve"> </w:t>
-            </w:r>
-            <w:r>
-              <w:t xml:space="preserve">Tigress and diversification</w:t>
-            </w:r>
+            <w:hyperlink r:id="rId26">
+              <w:r>
+                <w:rPr>
+                  <w:rStyle w:val="Hyperlink"/>
+                  <w:b/>
+                  <w:bCs/>
+                </w:rPr>
+                <w:t xml:space="preserve">14</w:t>
+              </w:r>
+              <w:r>
+                <w:rPr>
+                  <w:rStyle w:val="Hyperlink"/>
+                </w:rPr>
+                <w:t xml:space="preserve"> </w:t>
+              </w:r>
+              <w:r>
+                <w:rPr>
+                  <w:rStyle w:val="Hyperlink"/>
+                </w:rPr>
+                <w:t xml:space="preserve">Tigress and diversification</w:t>
+              </w:r>
+            </w:hyperlink>
           </w:p>
         </w:tc>
         <w:tc>
@@ -602,20 +681,20 @@
       <w:r>
         <w:drawing>
           <wp:inline>
-            <wp:extent cx="5759999" cy="2888214"/>
+            <wp:extent cx="5759999" cy="2834246"/>
             <wp:effectExtent b="0" l="0" r="0" t="0"/>
-            <wp:docPr descr="Quiz-2 scope" title="" id="21" name="Picture"/>
+            <wp:docPr descr="Quiz-2 scope" title="" id="28" name="Picture"/>
             <a:graphic>
               <a:graphicData uri="http://schemas.openxmlformats.org/drawingml/2006/picture">
                 <pic:pic>
                   <pic:nvPicPr>
-                    <pic:cNvPr descr="h16-01-kapsam.png" id="22" name="Picture"/>
+                    <pic:cNvPr descr="h16-01-kapsam.png" id="29" name="Picture"/>
                     <pic:cNvPicPr>
                       <a:picLocks noChangeArrowheads="1" noChangeAspect="1"/>
                     </pic:cNvPicPr>
                   </pic:nvPicPr>
                   <pic:blipFill>
-                    <a:blip r:embed="rId20"/>
+                    <a:blip r:embed="rId27"/>
                     <a:stretch>
                       <a:fillRect/>
                     </a:stretch>
@@ -623,7 +702,7 @@
                   <pic:spPr bwMode="auto">
                     <a:xfrm>
                       <a:off x="0" y="0"/>
-                      <a:ext cx="5759999" cy="2888214"/>
+                      <a:ext cx="5759999" cy="2834246"/>
                     </a:xfrm>
                     <a:prstGeom prst="rect">
                       <a:avLst/>
@@ -649,8 +728,8 @@
         </w:pict>
       </w:r>
     </w:p>
-    <w:bookmarkEnd w:id="23"/>
-    <w:bookmarkStart w:id="30" w:name="frequently-confused-concepts"/>
+    <w:bookmarkEnd w:id="30"/>
+    <w:bookmarkStart w:id="37" w:name="frequently-confused-concepts"/>
     <w:p>
       <w:pPr>
         <w:pStyle w:val="Heading2"/>
@@ -1242,20 +1321,20 @@
       <w:r>
         <w:drawing>
           <wp:inline>
-            <wp:extent cx="5759999" cy="3638557"/>
+            <wp:extent cx="5759999" cy="4003506"/>
             <wp:effectExtent b="0" l="0" r="0" t="0"/>
-            <wp:docPr descr="The term in one sentence" title="" id="25" name="Picture"/>
+            <wp:docPr descr="The term in one sentence" title="" id="32" name="Picture"/>
             <a:graphic>
               <a:graphicData uri="http://schemas.openxmlformats.org/drawingml/2006/picture">
                 <pic:pic>
                   <pic:nvPicPr>
-                    <pic:cNvPr descr="h16-04-donem-ozeti.png" id="26" name="Picture"/>
+                    <pic:cNvPr descr="h16-04-donem-ozeti.png" id="33" name="Picture"/>
                     <pic:cNvPicPr>
                       <a:picLocks noChangeArrowheads="1" noChangeAspect="1"/>
                     </pic:cNvPicPr>
                   </pic:nvPicPr>
                   <pic:blipFill>
-                    <a:blip r:embed="rId24"/>
+                    <a:blip r:embed="rId31"/>
                     <a:stretch>
                       <a:fillRect/>
                     </a:stretch>
@@ -1263,7 +1342,7 @@
                   <pic:spPr bwMode="auto">
                     <a:xfrm>
                       <a:off x="0" y="0"/>
-                      <a:ext cx="5759999" cy="3638557"/>
+                      <a:ext cx="5759999" cy="4003506"/>
                     </a:xfrm>
                     <a:prstGeom prst="rect">
                       <a:avLst/>
@@ -1289,20 +1368,20 @@
       <w:r>
         <w:drawing>
           <wp:inline>
-            <wp:extent cx="5759999" cy="2280342"/>
+            <wp:extent cx="5759999" cy="2545330"/>
             <wp:effectExtent b="0" l="0" r="0" t="0"/>
-            <wp:docPr descr="Final and course passing grade" title="" id="28" name="Picture"/>
+            <wp:docPr descr="Final and course passing grade" title="" id="35" name="Picture"/>
             <a:graphic>
               <a:graphicData uri="http://schemas.openxmlformats.org/drawingml/2006/picture">
                 <pic:pic>
                   <pic:nvPicPr>
-                    <pic:cNvPr descr="h16-02-final-hesabi.png" id="29" name="Picture"/>
+                    <pic:cNvPr descr="h16-02-final-hesabi.png" id="36" name="Picture"/>
                     <pic:cNvPicPr>
                       <a:picLocks noChangeArrowheads="1" noChangeAspect="1"/>
                     </pic:cNvPicPr>
                   </pic:nvPicPr>
                   <pic:blipFill>
-                    <a:blip r:embed="rId27"/>
+                    <a:blip r:embed="rId34"/>
                     <a:stretch>
                       <a:fillRect/>
                     </a:stretch>
@@ -1310,7 +1389,7 @@
                   <pic:spPr bwMode="auto">
                     <a:xfrm>
                       <a:off x="0" y="0"/>
-                      <a:ext cx="5759999" cy="2280342"/>
+                      <a:ext cx="5759999" cy="2545330"/>
                     </a:xfrm>
                     <a:prstGeom prst="rect">
                       <a:avLst/>
@@ -1336,8 +1415,8 @@
         </w:pict>
       </w:r>
     </w:p>
-    <w:bookmarkEnd w:id="30"/>
-    <w:bookmarkStart w:id="36" w:name="sample-questions"/>
+    <w:bookmarkEnd w:id="37"/>
+    <w:bookmarkStart w:id="44" w:name="sample-questions"/>
     <w:p>
       <w:pPr>
         <w:pStyle w:val="Heading2"/>
@@ -1346,7 +1425,7 @@
         <w:t xml:space="preserve">3. Sample questions</w:t>
       </w:r>
     </w:p>
-    <w:bookmarkStart w:id="34" w:name="cryptography-and-pki-week-10"/>
+    <w:bookmarkStart w:id="41" w:name="cryptography-and-pki-week-10"/>
     <w:p>
       <w:pPr>
         <w:pStyle w:val="Heading3"/>
@@ -1362,20 +1441,20 @@
       <w:r>
         <w:drawing>
           <wp:inline>
-            <wp:extent cx="5759999" cy="2283460"/>
+            <wp:extent cx="5759999" cy="1424772"/>
             <wp:effectExtent b="0" l="0" r="0" t="0"/>
-            <wp:docPr descr="Answer pattern" title="" id="32" name="Picture"/>
+            <wp:docPr descr="Answer pattern" title="" id="39" name="Picture"/>
             <a:graphic>
               <a:graphicData uri="http://schemas.openxmlformats.org/drawingml/2006/picture">
                 <pic:pic>
                   <pic:nvPicPr>
-                    <pic:cNvPr descr="h16-03-cevap-kalibi.png" id="33" name="Picture"/>
+                    <pic:cNvPr descr="h16-03-cevap-kalibi.png" id="40" name="Picture"/>
                     <pic:cNvPicPr>
                       <a:picLocks noChangeArrowheads="1" noChangeAspect="1"/>
                     </pic:cNvPicPr>
                   </pic:nvPicPr>
                   <pic:blipFill>
-                    <a:blip r:embed="rId31"/>
+                    <a:blip r:embed="rId38"/>
                     <a:stretch>
                       <a:fillRect/>
                     </a:stretch>
@@ -1383,7 +1462,7 @@
                   <pic:spPr bwMode="auto">
                     <a:xfrm>
                       <a:off x="0" y="0"/>
-                      <a:ext cx="5759999" cy="2283460"/>
+                      <a:ext cx="5759999" cy="1424772"/>
                     </a:xfrm>
                     <a:prstGeom prst="rect">
                       <a:avLst/>
@@ -1830,8 +1909,8 @@
         <w:t xml:space="preserve">verifies that identity.</w:t>
       </w:r>
     </w:p>
-    <w:bookmarkEnd w:id="34"/>
-    <w:bookmarkStart w:id="35" w:name="assessment-and-requirements-weeks-1213"/>
+    <w:bookmarkEnd w:id="41"/>
+    <w:bookmarkStart w:id="43" w:name="assessment-and-requirements-weeks-1213"/>
     <w:p>
       <w:pPr>
         <w:pStyle w:val="Heading3"/>
@@ -2238,7 +2317,21 @@
         <w:t xml:space="preserve"> </w:t>
       </w:r>
       <w:r>
-        <w:t xml:space="preserve">then, review Week 4’s</w:t>
+        <w:t xml:space="preserve">then, review</w:t>
+      </w:r>
+      <w:r>
+        <w:t xml:space="preserve"> </w:t>
+      </w:r>
+      <w:hyperlink r:id="rId22">
+        <w:r>
+          <w:rPr>
+            <w:rStyle w:val="Hyperlink"/>
+          </w:rPr>
+          <w:t xml:space="preserve">Week 4</w:t>
+        </w:r>
+      </w:hyperlink>
+      <w:r>
+        <w:t xml:space="preserve">’s</w:t>
       </w:r>
       <w:r>
         <w:t xml:space="preserve"> </w:t>
@@ -2262,7 +2355,21 @@
         <w:t xml:space="preserve"> </w:t>
       </w:r>
       <w:r>
-        <w:t xml:space="preserve">sections, and Week 3’s</w:t>
+        <w:t xml:space="preserve">sections, and</w:t>
+      </w:r>
+      <w:r>
+        <w:t xml:space="preserve"> </w:t>
+      </w:r>
+      <w:hyperlink r:id="rId42">
+        <w:r>
+          <w:rPr>
+            <w:rStyle w:val="Hyperlink"/>
+          </w:rPr>
+          <w:t xml:space="preserve">Week 3</w:t>
+        </w:r>
+      </w:hyperlink>
+      <w:r>
+        <w:t xml:space="preserve">’s</w:t>
       </w:r>
       <w:r>
         <w:t xml:space="preserve"> </w:t>
@@ -2277,9 +2384,9 @@
         <w:t xml:space="preserve">section for the related topics.</w:t>
       </w:r>
     </w:p>
-    <w:bookmarkEnd w:id="35"/>
-    <w:bookmarkEnd w:id="36"/>
-    <w:bookmarkEnd w:id="37"/>
+    <w:bookmarkEnd w:id="43"/>
+    <w:bookmarkEnd w:id="44"/>
+    <w:bookmarkEnd w:id="45"/>
     <w:sectPr>
       <w:headerReference r:id="rId9" w:type="default"/>
       <w:footerReference r:id="rId10" w:type="default"/>
